--- a/fuentes/72312210_CF2_DU.docx
+++ b/fuentes/72312210_CF2_DU.docx
@@ -2408,7 +2408,7 @@
           <w:noProof/>
         </w:rPr>
         <w:drawing>
-          <wp:inline distT="0" distB="0" distL="0" distR="0" wp14:anchorId="0B6894D7" wp14:editId="72219350">
+          <wp:inline distT="0" distB="0" distL="0" distR="0" wp14:anchorId="0B6894D7" wp14:editId="3F95B566">
             <wp:extent cx="4680000" cy="2632383"/>
             <wp:effectExtent l="0" t="0" r="6350" b="0"/>
             <wp:docPr id="770930290" name="Imagen 3">
@@ -2481,14 +2481,7 @@
             <w:rStyle w:val="Hipervnculo"/>
             <w:b/>
           </w:rPr>
-          <w:t>Enlace de repro</w:t>
-        </w:r>
-        <w:r>
-          <w:rPr>
-            <w:rStyle w:val="Hipervnculo"/>
-            <w:b/>
-          </w:rPr>
-          <w:t>ducción del video</w:t>
+          <w:t>Enlace de reproducción del video</w:t>
         </w:r>
       </w:hyperlink>
     </w:p>
@@ -2537,6 +2530,12 @@
                 <w:bCs/>
               </w:rPr>
               <w:t>aracterización del sistema productivo campesino y diseño de planes de mejora</w:t>
+            </w:r>
+            <w:r>
+              <w:rPr>
+                <w:bCs/>
+              </w:rPr>
+              <w:t>.</w:t>
             </w:r>
           </w:p>
         </w:tc>
@@ -15388,17 +15387,20 @@
     <w:tbl>
       <w:tblPr>
         <w:tblStyle w:val="Tablaconcuadrcula"/>
-        <w:tblW w:w="0" w:type="auto"/>
-        <w:tblInd w:w="279" w:type="dxa"/>
+        <w:tblW w:w="10065" w:type="dxa"/>
+        <w:tblInd w:w="-5" w:type="dxa"/>
         <w:tblLook w:val="04A0" w:firstRow="1" w:lastRow="0" w:firstColumn="1" w:lastColumn="0" w:noHBand="0" w:noVBand="1"/>
       </w:tblPr>
       <w:tblGrid>
-        <w:gridCol w:w="9497"/>
+        <w:gridCol w:w="10065"/>
       </w:tblGrid>
       <w:tr>
-        <w:tc>
-          <w:tcPr>
-            <w:tcW w:w="9497" w:type="dxa"/>
+        <w:trPr>
+          <w:tblHeader/>
+        </w:trPr>
+        <w:tc>
+          <w:tcPr>
+            <w:tcW w:w="10065" w:type="dxa"/>
           </w:tcPr>
           <w:p>
             <w:pPr>
@@ -15418,6 +15420,7 @@
                 <w:bCs/>
                 <w:lang w:eastAsia="es-CO"/>
               </w:rPr>
+              <w:lastRenderedPageBreak/>
               <w:t>Transcripción del pódcast</w:t>
             </w:r>
             <w:r>
@@ -15449,7 +15452,7 @@
       <w:tr>
         <w:tc>
           <w:tcPr>
-            <w:tcW w:w="9497" w:type="dxa"/>
+            <w:tcW w:w="10065" w:type="dxa"/>
           </w:tcPr>
           <w:p>
             <w:pPr>
@@ -15465,7 +15468,6 @@
                 <w:rFonts w:cs="Calibri"/>
                 <w:lang w:eastAsia="es-CO"/>
               </w:rPr>
-              <w:lastRenderedPageBreak/>
               <w:tab/>
             </w:r>
             <w:r>
@@ -15522,7 +15524,35 @@
                 <w:rFonts w:cs="Calibri"/>
                 <w:lang w:eastAsia="es-CO"/>
               </w:rPr>
-              <w:t>así es don campos</w:t>
+              <w:t xml:space="preserve">así es </w:t>
+            </w:r>
+            <w:r>
+              <w:rPr>
+                <w:rFonts w:cs="Calibri"/>
+                <w:lang w:eastAsia="es-CO"/>
+              </w:rPr>
+              <w:t>D</w:t>
+            </w:r>
+            <w:r>
+              <w:rPr>
+                <w:rFonts w:cs="Calibri"/>
+                <w:lang w:eastAsia="es-CO"/>
+              </w:rPr>
+              <w:t xml:space="preserve">on </w:t>
+            </w:r>
+            <w:r>
+              <w:rPr>
+                <w:rFonts w:cs="Calibri"/>
+                <w:lang w:eastAsia="es-CO"/>
+              </w:rPr>
+              <w:t>C</w:t>
+            </w:r>
+            <w:r>
+              <w:rPr>
+                <w:rFonts w:cs="Calibri"/>
+                <w:lang w:eastAsia="es-CO"/>
+              </w:rPr>
+              <w:t>ampos</w:t>
             </w:r>
             <w:r>
               <w:rPr>
@@ -15720,6 +15750,7 @@
                 <w:rFonts w:cs="Calibri"/>
                 <w:lang w:eastAsia="es-CO"/>
               </w:rPr>
+              <w:lastRenderedPageBreak/>
               <w:tab/>
             </w:r>
             <w:r>
@@ -15736,15 +15767,21 @@
                 <w:rFonts w:cs="Calibri"/>
                 <w:lang w:eastAsia="es-CO"/>
               </w:rPr>
-              <w:t xml:space="preserve"> claro que sí azucena no todas las situaciones pueden atenderse al mismo tiempo por lo que resulta necesario enfocar esfuerzos en aquellas </w:t>
+              <w:t xml:space="preserve"> claro que sí </w:t>
             </w:r>
             <w:r>
               <w:rPr>
                 <w:rFonts w:cs="Calibri"/>
                 <w:lang w:eastAsia="es-CO"/>
               </w:rPr>
-              <w:lastRenderedPageBreak/>
-              <w:t>acciones que generan un mayor impacto sobre la productividad y la sostenibilidad del sistema productivo</w:t>
+              <w:t>A</w:t>
+            </w:r>
+            <w:r>
+              <w:rPr>
+                <w:rFonts w:cs="Calibri"/>
+                <w:lang w:eastAsia="es-CO"/>
+              </w:rPr>
+              <w:t>zucena no todas las situaciones pueden atenderse al mismo tiempo por lo que resulta necesario enfocar esfuerzos en aquellas acciones que generan un mayor impacto sobre la productividad y la sostenibilidad del sistema productivo</w:t>
             </w:r>
             <w:r>
               <w:rPr>
@@ -15784,7 +15821,35 @@
                 <w:rFonts w:cs="Calibri"/>
                 <w:lang w:eastAsia="es-CO"/>
               </w:rPr>
-              <w:t>y este ejercicio es el que nos permite optimizar el uso de recursos económicos humanos y técnicos evitando la dispersión de esfuerzos y facilitando una gestión más eficiente don campos</w:t>
+              <w:t xml:space="preserve">y este ejercicio es el que nos permite optimizar el uso de recursos económicos humanos y técnicos evitando la dispersión de esfuerzos y facilitando una gestión más eficiente </w:t>
+            </w:r>
+            <w:r>
+              <w:rPr>
+                <w:rFonts w:cs="Calibri"/>
+                <w:lang w:eastAsia="es-CO"/>
+              </w:rPr>
+              <w:t>D</w:t>
+            </w:r>
+            <w:r>
+              <w:rPr>
+                <w:rFonts w:cs="Calibri"/>
+                <w:lang w:eastAsia="es-CO"/>
+              </w:rPr>
+              <w:t xml:space="preserve">on </w:t>
+            </w:r>
+            <w:r>
+              <w:rPr>
+                <w:rFonts w:cs="Calibri"/>
+                <w:lang w:eastAsia="es-CO"/>
+              </w:rPr>
+              <w:t>C</w:t>
+            </w:r>
+            <w:r>
+              <w:rPr>
+                <w:rFonts w:cs="Calibri"/>
+                <w:lang w:eastAsia="es-CO"/>
+              </w:rPr>
+              <w:t>ampos</w:t>
             </w:r>
             <w:r>
               <w:rPr>
@@ -15979,7 +16044,21 @@
                 <w:rFonts w:cs="Calibri"/>
                 <w:lang w:eastAsia="es-CO"/>
               </w:rPr>
-              <w:t>y es que eso es muy importante azucena porque cuando las personas participan activamente en la identificación de necesidades y en la definición de soluciones aumenta el compromiso con las acciones propuestas y con los resultados esperados</w:t>
+              <w:t xml:space="preserve">y es que eso es muy importante </w:t>
+            </w:r>
+            <w:r>
+              <w:rPr>
+                <w:rFonts w:cs="Calibri"/>
+                <w:lang w:eastAsia="es-CO"/>
+              </w:rPr>
+              <w:t>A</w:t>
+            </w:r>
+            <w:r>
+              <w:rPr>
+                <w:rFonts w:cs="Calibri"/>
+                <w:lang w:eastAsia="es-CO"/>
+              </w:rPr>
+              <w:t>zucena porque cuando las personas participan activamente en la identificación de necesidades y en la definición de soluciones aumenta el compromiso con las acciones propuestas y con los resultados esperados</w:t>
             </w:r>
             <w:r>
               <w:rPr>
@@ -16167,12 +16246,6 @@
         </w:tc>
       </w:tr>
     </w:tbl>
-    <w:p>
-      <w:pPr>
-        <w:spacing w:before="0" w:after="0"/>
-        <w:ind w:firstLine="708"/>
-      </w:pPr>
-    </w:p>
     <w:p>
       <w:pPr>
         <w:pStyle w:val="Prrafodelista"/>
@@ -16191,6 +16264,7 @@
           <w:b/>
           <w:bCs/>
         </w:rPr>
+        <w:lastRenderedPageBreak/>
         <w:t>Elementos del plan de mejora</w:t>
       </w:r>
     </w:p>
@@ -16205,40 +16279,9 @@
     </w:p>
     <w:p>
       <w:pPr>
-        <w:spacing w:before="0" w:after="0"/>
-        <w:ind w:firstLine="708"/>
-      </w:pPr>
-    </w:p>
-    <w:p>
-      <w:pPr>
-        <w:spacing w:before="0" w:after="0"/>
-        <w:ind w:firstLine="708"/>
-      </w:pPr>
-    </w:p>
-    <w:p>
-      <w:pPr>
-        <w:spacing w:before="0" w:after="0"/>
-        <w:ind w:firstLine="708"/>
-      </w:pPr>
-    </w:p>
-    <w:p>
-      <w:pPr>
-        <w:spacing w:before="0" w:after="0"/>
-        <w:ind w:firstLine="708"/>
-      </w:pPr>
-    </w:p>
-    <w:p>
-      <w:pPr>
-        <w:spacing w:before="0" w:after="0"/>
-        <w:ind w:firstLine="708"/>
-      </w:pPr>
-    </w:p>
-    <w:p>
-      <w:pPr>
         <w:pStyle w:val="Tabla"/>
       </w:pPr>
       <w:r>
-        <w:lastRenderedPageBreak/>
         <w:t>Elementos del plan de mejora</w:t>
       </w:r>
     </w:p>
@@ -16405,7 +16448,16 @@
                 <w:sz w:val="28"/>
                 <w:szCs w:val="28"/>
               </w:rPr>
-              <w:t>Reconocimiento y análisis de las principales limitaciones del sistema productivo, considerando aspectos técnicos, ambientales, económicos y sociales. Se basa en el diagnóstico participativo.</w:t>
+              <w:t xml:space="preserve">Reconocimiento y análisis de las principales limitaciones del sistema productivo, </w:t>
+            </w:r>
+            <w:r>
+              <w:rPr>
+                <w:rFonts w:cs="Calibri"/>
+                <w:sz w:val="28"/>
+                <w:szCs w:val="28"/>
+              </w:rPr>
+              <w:lastRenderedPageBreak/>
+              <w:t>considerando aspectos técnicos, ambientales, económicos y sociales. Se basa en el diagnóstico participativo.</w:t>
             </w:r>
           </w:p>
         </w:tc>
@@ -16429,7 +16481,17 @@
                 <w:sz w:val="28"/>
                 <w:szCs w:val="28"/>
               </w:rPr>
-              <w:t>Baja fertilidad del suelo, presencia de plagas, falta de agua, bajos rendimientos, dificultades de comercialización.</w:t>
+              <w:lastRenderedPageBreak/>
+              <w:t xml:space="preserve">Baja fertilidad del suelo, presencia de plagas, falta de agua, </w:t>
+            </w:r>
+            <w:r>
+              <w:rPr>
+                <w:rFonts w:cs="Calibri"/>
+                <w:sz w:val="28"/>
+                <w:szCs w:val="28"/>
+              </w:rPr>
+              <w:lastRenderedPageBreak/>
+              <w:t>bajos rendimientos, dificultades de comercialización.</w:t>
             </w:r>
           </w:p>
         </w:tc>
@@ -16453,7 +16515,17 @@
                 <w:sz w:val="28"/>
                 <w:szCs w:val="28"/>
               </w:rPr>
-              <w:t>Permite enfocar las acciones en los problemas más relevantes.</w:t>
+              <w:lastRenderedPageBreak/>
+              <w:t xml:space="preserve">Permite enfocar las acciones en </w:t>
+            </w:r>
+            <w:r>
+              <w:rPr>
+                <w:rFonts w:cs="Calibri"/>
+                <w:sz w:val="28"/>
+                <w:szCs w:val="28"/>
+              </w:rPr>
+              <w:lastRenderedPageBreak/>
+              <w:t>los problemas más relevantes.</w:t>
             </w:r>
           </w:p>
         </w:tc>
@@ -16482,6 +16554,7 @@
                 <w:sz w:val="28"/>
                 <w:szCs w:val="28"/>
               </w:rPr>
+              <w:lastRenderedPageBreak/>
               <w:t>Definición de acciones</w:t>
             </w:r>
           </w:p>
@@ -16709,16 +16782,7 @@
                 <w:sz w:val="28"/>
                 <w:szCs w:val="28"/>
               </w:rPr>
-              <w:t xml:space="preserve">Identificación de los insumos, herramientas, </w:t>
-            </w:r>
-            <w:r>
-              <w:rPr>
-                <w:rFonts w:cs="Calibri"/>
-                <w:sz w:val="28"/>
-                <w:szCs w:val="28"/>
-              </w:rPr>
-              <w:lastRenderedPageBreak/>
-              <w:t>mano de obra, conocimientos y recursos económicos requeridos.</w:t>
+              <w:t>Identificación de los insumos, herramientas, mano de obra, conocimientos y recursos económicos requeridos.</w:t>
             </w:r>
           </w:p>
         </w:tc>
@@ -16742,17 +16806,7 @@
                 <w:sz w:val="28"/>
                 <w:szCs w:val="28"/>
               </w:rPr>
-              <w:lastRenderedPageBreak/>
-              <w:t xml:space="preserve">Semillas, herramientas </w:t>
-            </w:r>
-            <w:r>
-              <w:rPr>
-                <w:rFonts w:cs="Calibri"/>
-                <w:sz w:val="28"/>
-                <w:szCs w:val="28"/>
-              </w:rPr>
-              <w:lastRenderedPageBreak/>
-              <w:t>agrícolas, abonos orgánicos, capacitación técnica.</w:t>
+              <w:t>Semillas, herramientas agrícolas, abonos orgánicos, capacitación técnica.</w:t>
             </w:r>
           </w:p>
         </w:tc>
@@ -16776,17 +16830,7 @@
                 <w:sz w:val="28"/>
                 <w:szCs w:val="28"/>
               </w:rPr>
-              <w:lastRenderedPageBreak/>
-              <w:t xml:space="preserve">Permite planificar y </w:t>
-            </w:r>
-            <w:r>
-              <w:rPr>
-                <w:rFonts w:cs="Calibri"/>
-                <w:sz w:val="28"/>
-                <w:szCs w:val="28"/>
-              </w:rPr>
-              <w:lastRenderedPageBreak/>
-              <w:t>asegurar la viabilidad de las acciones.</w:t>
+              <w:t>Permite planificar y asegurar la viabilidad de las acciones.</w:t>
             </w:r>
           </w:p>
         </w:tc>
@@ -17169,16 +17213,7 @@
                 <w:sz w:val="28"/>
                 <w:szCs w:val="28"/>
               </w:rPr>
-              <w:t xml:space="preserve">Rendimiento por hectárea, reducción de plagas, aumento </w:t>
-            </w:r>
-            <w:r>
-              <w:rPr>
-                <w:rFonts w:cs="Calibri"/>
-                <w:sz w:val="28"/>
-                <w:szCs w:val="28"/>
-              </w:rPr>
-              <w:lastRenderedPageBreak/>
-              <w:t>de materia orgánica en el suelo.</w:t>
+              <w:t>Rendimiento por hectárea, reducción de plagas, aumento de materia orgánica en el suelo.</w:t>
             </w:r>
           </w:p>
         </w:tc>
@@ -17202,7 +17237,6 @@
                 <w:sz w:val="28"/>
                 <w:szCs w:val="28"/>
               </w:rPr>
-              <w:lastRenderedPageBreak/>
               <w:t>Facilitan la evaluación objetiva del plan.</w:t>
             </w:r>
           </w:p>
@@ -17257,7 +17291,16 @@
                 <w:sz w:val="28"/>
                 <w:szCs w:val="28"/>
               </w:rPr>
-              <w:t>Organización de las actividades según su nivel de importancia, urgencia o impacto.</w:t>
+              <w:t xml:space="preserve">Organización de las actividades según su nivel de </w:t>
+            </w:r>
+            <w:r>
+              <w:rPr>
+                <w:rFonts w:cs="Calibri"/>
+                <w:sz w:val="28"/>
+                <w:szCs w:val="28"/>
+              </w:rPr>
+              <w:lastRenderedPageBreak/>
+              <w:t>importancia, urgencia o impacto.</w:t>
             </w:r>
           </w:p>
         </w:tc>
@@ -17281,7 +17324,17 @@
                 <w:sz w:val="28"/>
                 <w:szCs w:val="28"/>
               </w:rPr>
-              <w:t>Atender primero el problema de agua antes que ampliar el área cultivada.</w:t>
+              <w:lastRenderedPageBreak/>
+              <w:t xml:space="preserve">Atender primero el problema de agua </w:t>
+            </w:r>
+            <w:r>
+              <w:rPr>
+                <w:rFonts w:cs="Calibri"/>
+                <w:sz w:val="28"/>
+                <w:szCs w:val="28"/>
+              </w:rPr>
+              <w:lastRenderedPageBreak/>
+              <w:t>antes que ampliar el área cultivada.</w:t>
             </w:r>
           </w:p>
         </w:tc>
@@ -17305,7 +17358,17 @@
                 <w:sz w:val="28"/>
                 <w:szCs w:val="28"/>
               </w:rPr>
-              <w:t>Optimiza recursos y mejora la eficiencia del plan.</w:t>
+              <w:lastRenderedPageBreak/>
+              <w:t xml:space="preserve">Optimiza recursos y </w:t>
+            </w:r>
+            <w:r>
+              <w:rPr>
+                <w:rFonts w:cs="Calibri"/>
+                <w:sz w:val="28"/>
+                <w:szCs w:val="28"/>
+              </w:rPr>
+              <w:lastRenderedPageBreak/>
+              <w:t>mejora la eficiencia del plan.</w:t>
             </w:r>
           </w:p>
         </w:tc>
@@ -17334,6 +17397,7 @@
                 <w:sz w:val="28"/>
                 <w:szCs w:val="28"/>
               </w:rPr>
+              <w:lastRenderedPageBreak/>
               <w:t>Resultados esperados</w:t>
             </w:r>
           </w:p>
@@ -17469,19 +17533,16 @@
         <w:ind w:firstLine="708"/>
       </w:pPr>
       <w:r>
-        <w:t xml:space="preserve">El análisis DOFA es una herramienta estratégica que permite comprender de manera integral la situación del sistema productivo, facilitando la toma de decisiones fundamentadas. Su principal aporte radica en organizar la información obtenida del </w:t>
-      </w:r>
+        <w:t>El análisis DOFA es una herramienta estratégica que permite comprender de manera integral la situación del sistema productivo, facilitando la toma de decisiones fundamentadas. Su principal aporte radica en organizar la información obtenida del diagnóstico, permitiendo identificar relaciones entre factores internos y externos que inciden en el desempeño del predio.</w:t>
+      </w:r>
+    </w:p>
+    <w:p>
+      <w:pPr>
+        <w:spacing w:before="0" w:after="0"/>
+        <w:ind w:firstLine="708"/>
+      </w:pPr>
       <w:r>
         <w:lastRenderedPageBreak/>
-        <w:t>diagnóstico, permitiendo identificar relaciones entre factores internos y externos que inciden en el desempeño del predio.</w:t>
-      </w:r>
-    </w:p>
-    <w:p>
-      <w:pPr>
-        <w:spacing w:before="0" w:after="0"/>
-        <w:ind w:firstLine="708"/>
-      </w:pPr>
-      <w:r>
         <w:t>Más allá de la identificación de variables, el análisis DOFA orienta la formulación de estrategias, promoviendo un enfoque proactivo que permite al productor anticiparse a escenarios, optimizar sus capacidades y adaptarse a las condiciones del entorno.</w:t>
       </w:r>
     </w:p>
@@ -17646,24 +17707,6 @@
     </w:p>
     <w:p>
       <w:pPr>
-        <w:spacing w:before="0" w:after="0"/>
-        <w:ind w:left="372" w:firstLine="708"/>
-      </w:pPr>
-    </w:p>
-    <w:p>
-      <w:pPr>
-        <w:spacing w:before="0" w:after="0"/>
-        <w:ind w:left="372" w:firstLine="708"/>
-      </w:pPr>
-    </w:p>
-    <w:p>
-      <w:pPr>
-        <w:spacing w:before="0" w:after="0"/>
-        <w:ind w:left="372" w:firstLine="708"/>
-      </w:pPr>
-    </w:p>
-    <w:p>
-      <w:pPr>
         <w:pStyle w:val="Prrafodelista"/>
         <w:numPr>
           <w:ilvl w:val="0"/>
@@ -17680,7 +17723,6 @@
           <w:b/>
           <w:bCs/>
         </w:rPr>
-        <w:lastRenderedPageBreak/>
         <w:t>Amenazas (factores externos de riesgo)</w:t>
       </w:r>
     </w:p>
@@ -17703,6 +17745,7 @@
           <w:b/>
           <w:bCs/>
         </w:rPr>
+        <w:lastRenderedPageBreak/>
         <w:t>NOTA:</w:t>
       </w:r>
       <w:r>
@@ -17802,11 +17845,6 @@
     </w:p>
     <w:p>
       <w:pPr>
-        <w:spacing w:before="0" w:after="0"/>
-      </w:pPr>
-    </w:p>
-    <w:p>
-      <w:pPr>
         <w:pStyle w:val="Ttulo2"/>
       </w:pPr>
       <w:bookmarkStart w:id="14" w:name="_Toc240286320"/>
@@ -17820,11 +17858,7 @@
         <w:spacing w:before="0" w:after="0"/>
       </w:pPr>
       <w:r>
-        <w:t xml:space="preserve">La planificación del cultivo es un proceso técnico que orienta la producción agrícola de manera organizada, considerando las condiciones específicas del predio y los objetivos del productor. Implica definir de manera anticipada las actividades necesarias para el establecimiento, manejo y cosecha de los cultivos. Este proceso </w:t>
-      </w:r>
-      <w:r>
-        <w:lastRenderedPageBreak/>
-        <w:t>permite optimizar el uso del suelo, mejorar la productividad y reducir la incertidumbre en la producción.</w:t>
+        <w:t>La planificación del cultivo es un proceso técnico que orienta la producción agrícola de manera organizada, considerando las condiciones específicas del predio y los objetivos del productor. Implica definir de manera anticipada las actividades necesarias para el establecimiento, manejo y cosecha de los cultivos. Este proceso permite optimizar el uso del suelo, mejorar la productividad y reducir la incertidumbre en la producción.</w:t>
       </w:r>
     </w:p>
     <w:p>
@@ -17854,7 +17888,11 @@
         <w:ind w:firstLine="708"/>
       </w:pPr>
       <w:r>
-        <w:t>Se presentan los elementos esenciales que orientan la organización y desarrollo de la planificación del cultivo dentro del sistema productivo. Estos aspectos permiten estructurar de manera lógica las decisiones relacionadas con la producción, facilitando la articulación entre los recursos disponibles, las condiciones del predio y los objetivos del productor.</w:t>
+        <w:t xml:space="preserve">Se presentan los elementos esenciales que orientan la organización y desarrollo de la planificación del cultivo dentro del sistema productivo. Estos aspectos permiten estructurar de manera lógica las decisiones relacionadas con la producción, facilitando </w:t>
+      </w:r>
+      <w:r>
+        <w:lastRenderedPageBreak/>
+        <w:t>la articulación entre los recursos disponibles, las condiciones del predio y los objetivos del productor.</w:t>
       </w:r>
     </w:p>
     <w:p>
@@ -18233,7 +18271,6 @@
                 <w:sz w:val="28"/>
                 <w:szCs w:val="28"/>
               </w:rPr>
-              <w:lastRenderedPageBreak/>
               <w:t>Prevención de riesgos</w:t>
             </w:r>
           </w:p>
@@ -18264,12 +18301,6 @@
         </w:tc>
       </w:tr>
     </w:tbl>
-    <w:p>
-      <w:pPr>
-        <w:spacing w:before="0" w:after="0"/>
-        <w:ind w:firstLine="708"/>
-      </w:pPr>
-    </w:p>
     <w:p>
       <w:pPr>
         <w:pStyle w:val="Prrafodelista"/>
@@ -18277,7 +18308,7 @@
           <w:ilvl w:val="0"/>
           <w:numId w:val="7"/>
         </w:numPr>
-        <w:spacing w:before="0" w:after="0"/>
+        <w:spacing w:after="0"/>
         <w:rPr>
           <w:b/>
           <w:bCs/>
@@ -18297,7 +18328,11 @@
         <w:ind w:firstLine="708"/>
       </w:pPr>
       <w:r>
-        <w:t>Se reconoce el valor de la planificación del cultivo como un proceso fundamental para organizar de manera anticipada las actividades agrícolas, permitiendo al productor orientar sus acciones de forma eficiente y acorde con las condiciones del predio. Su aplicación contribuye a mejorar la coordinación de las labores, optimizar el uso de los recursos disponibles y reducir la improvisación en el manejo del cultivo.</w:t>
+        <w:t xml:space="preserve">Se reconoce el valor de la planificación del cultivo como un proceso fundamental para organizar de manera anticipada las actividades agrícolas, permitiendo al productor orientar sus acciones de forma eficiente y acorde con las condiciones del predio. Su </w:t>
+      </w:r>
+      <w:r>
+        <w:lastRenderedPageBreak/>
+        <w:t>aplicación contribuye a mejorar la coordinación de las labores, optimizar el uso de los recursos disponibles y reducir la improvisación en el manejo del cultivo.</w:t>
       </w:r>
     </w:p>
     <w:p>
@@ -18308,6 +18343,54 @@
       <w:r>
         <w:t>Asimismo, fortalece la capacidad de respuesta frente a factores que pueden afectar la producción, favoreciendo el logro de mejores resultados en términos de rendimiento, calidad y sostenibilidad del sistema productivo.</w:t>
       </w:r>
+    </w:p>
+    <w:p>
+      <w:pPr>
+        <w:spacing w:before="0" w:after="0"/>
+        <w:ind w:firstLine="708"/>
+      </w:pPr>
+    </w:p>
+    <w:p>
+      <w:pPr>
+        <w:spacing w:before="0" w:after="0"/>
+        <w:ind w:firstLine="708"/>
+      </w:pPr>
+    </w:p>
+    <w:p>
+      <w:pPr>
+        <w:spacing w:before="0" w:after="0"/>
+        <w:ind w:firstLine="708"/>
+      </w:pPr>
+    </w:p>
+    <w:p>
+      <w:pPr>
+        <w:spacing w:before="0" w:after="0"/>
+        <w:ind w:firstLine="708"/>
+      </w:pPr>
+    </w:p>
+    <w:p>
+      <w:pPr>
+        <w:spacing w:before="0" w:after="0"/>
+        <w:ind w:firstLine="708"/>
+      </w:pPr>
+    </w:p>
+    <w:p>
+      <w:pPr>
+        <w:spacing w:before="0" w:after="0"/>
+        <w:ind w:firstLine="708"/>
+      </w:pPr>
+    </w:p>
+    <w:p>
+      <w:pPr>
+        <w:spacing w:before="0" w:after="0"/>
+        <w:ind w:firstLine="708"/>
+      </w:pPr>
+    </w:p>
+    <w:p>
+      <w:pPr>
+        <w:spacing w:before="0" w:after="0"/>
+        <w:ind w:firstLine="708"/>
+      </w:pPr>
     </w:p>
     <w:p>
       <w:pPr>
@@ -18651,7 +18734,6 @@
                 <w:sz w:val="28"/>
                 <w:szCs w:val="28"/>
               </w:rPr>
-              <w:lastRenderedPageBreak/>
               <w:t>Indicadores productivos</w:t>
             </w:r>
           </w:p>
@@ -25160,21 +25242,6 @@
 </file>
 
 <file path=customXml/item1.xml><?xml version="1.0" encoding="utf-8"?>
-<p:properties xmlns:p="http://schemas.microsoft.com/office/2006/metadata/properties" xmlns:xsi="http://www.w3.org/2001/XMLSchema-instance" xmlns:pc="http://schemas.microsoft.com/office/infopath/2007/PartnerControls">
-  <documentManagement>
-    <TaxCatchAll xmlns="13c90a0b-73bc-4dc0-be5f-28d77b615beb" xsi:nil="true"/>
-    <lcf76f155ced4ddcb4097134ff3c332f xmlns="13c93bba-48ce-428c-bfe5-88b42c19b028">
-      <Terms xmlns="http://schemas.microsoft.com/office/infopath/2007/PartnerControls"/>
-    </lcf76f155ced4ddcb4097134ff3c332f>
-  </documentManagement>
-</p:properties>
-</file>
-
-<file path=customXml/item2.xml><?xml version="1.0" encoding="utf-8"?>
-<b:Sources xmlns:b="http://schemas.openxmlformats.org/officeDocument/2006/bibliography" xmlns="http://schemas.openxmlformats.org/officeDocument/2006/bibliography" SelectedStyle="\APASixthEditionOfficeOnline.xsl" StyleName="APA" Version="6"/>
-</file>
-
-<file path=customXml/item3.xml><?xml version="1.0" encoding="utf-8"?>
 <ct:contentTypeSchema xmlns:ct="http://schemas.microsoft.com/office/2006/metadata/contentType" xmlns:ma="http://schemas.microsoft.com/office/2006/metadata/properties/metaAttributes" ct:_="" ma:_="" ma:contentTypeName="Documento" ma:contentTypeID="0x0101006A81D6BD42E8DF4C91013959704817E1" ma:contentTypeVersion="15" ma:contentTypeDescription="Crear nuevo documento." ma:contentTypeScope="" ma:versionID="bf4f72ffd194f0963ff564daca6869f7">
   <xsd:schema xmlns:xsd="http://www.w3.org/2001/XMLSchema" xmlns:xs="http://www.w3.org/2001/XMLSchema" xmlns:p="http://schemas.microsoft.com/office/2006/metadata/properties" xmlns:ns2="13c90a0b-73bc-4dc0-be5f-28d77b615beb" xmlns:ns3="13c93bba-48ce-428c-bfe5-88b42c19b028" targetNamespace="http://schemas.microsoft.com/office/2006/metadata/properties" ma:root="true" ma:fieldsID="8718d6f4873a5b1392a45044efa78385" ns2:_="" ns3:_="">
     <xsd:import namespace="13c90a0b-73bc-4dc0-be5f-28d77b615beb"/>
@@ -25409,6 +25476,21 @@
 </ct:contentTypeSchema>
 </file>
 
+<file path=customXml/item2.xml><?xml version="1.0" encoding="utf-8"?>
+<b:Sources xmlns:b="http://schemas.openxmlformats.org/officeDocument/2006/bibliography" xmlns="http://schemas.openxmlformats.org/officeDocument/2006/bibliography" SelectedStyle="\APASixthEditionOfficeOnline.xsl" StyleName="APA" Version="6"/>
+</file>
+
+<file path=customXml/item3.xml><?xml version="1.0" encoding="utf-8"?>
+<p:properties xmlns:p="http://schemas.microsoft.com/office/2006/metadata/properties" xmlns:xsi="http://www.w3.org/2001/XMLSchema-instance" xmlns:pc="http://schemas.microsoft.com/office/infopath/2007/PartnerControls">
+  <documentManagement>
+    <TaxCatchAll xmlns="13c90a0b-73bc-4dc0-be5f-28d77b615beb" xsi:nil="true"/>
+    <lcf76f155ced4ddcb4097134ff3c332f xmlns="13c93bba-48ce-428c-bfe5-88b42c19b028">
+      <Terms xmlns="http://schemas.microsoft.com/office/infopath/2007/PartnerControls"/>
+    </lcf76f155ced4ddcb4097134ff3c332f>
+  </documentManagement>
+</p:properties>
+</file>
+
 <file path=customXml/item4.xml><?xml version="1.0" encoding="utf-8"?>
 <?mso-contentType ?>
 <FormTemplates xmlns="http://schemas.microsoft.com/sharepoint/v3/contenttype/forms">
@@ -25419,25 +25501,6 @@
 </file>
 
 <file path=customXml/itemProps1.xml><?xml version="1.0" encoding="utf-8"?>
-<ds:datastoreItem xmlns:ds="http://schemas.openxmlformats.org/officeDocument/2006/customXml" ds:itemID="{1279454D-02BE-4A9C-A117-DCD1573E2608}">
-  <ds:schemaRefs>
-    <ds:schemaRef ds:uri="http://schemas.microsoft.com/office/2006/metadata/properties"/>
-    <ds:schemaRef ds:uri="http://schemas.microsoft.com/office/infopath/2007/PartnerControls"/>
-    <ds:schemaRef ds:uri="13c90a0b-73bc-4dc0-be5f-28d77b615beb"/>
-    <ds:schemaRef ds:uri="13c93bba-48ce-428c-bfe5-88b42c19b028"/>
-  </ds:schemaRefs>
-</ds:datastoreItem>
-</file>
-
-<file path=customXml/itemProps2.xml><?xml version="1.0" encoding="utf-8"?>
-<ds:datastoreItem xmlns:ds="http://schemas.openxmlformats.org/officeDocument/2006/customXml" ds:itemID="{270E2508-4D3D-4F91-BCA0-941A44C93D02}">
-  <ds:schemaRefs>
-    <ds:schemaRef ds:uri="http://schemas.openxmlformats.org/officeDocument/2006/bibliography"/>
-  </ds:schemaRefs>
-</ds:datastoreItem>
-</file>
-
-<file path=customXml/itemProps3.xml><?xml version="1.0" encoding="utf-8"?>
 <ds:datastoreItem xmlns:ds="http://schemas.openxmlformats.org/officeDocument/2006/customXml" ds:itemID="{59065960-E0CA-4804-83B5-320CBCDCC160}">
   <ds:schemaRefs>
     <ds:schemaRef ds:uri="http://schemas.microsoft.com/office/2006/metadata/contentType"/>
@@ -25456,6 +25519,25 @@
 </ds:datastoreItem>
 </file>
 
+<file path=customXml/itemProps2.xml><?xml version="1.0" encoding="utf-8"?>
+<ds:datastoreItem xmlns:ds="http://schemas.openxmlformats.org/officeDocument/2006/customXml" ds:itemID="{270E2508-4D3D-4F91-BCA0-941A44C93D02}">
+  <ds:schemaRefs>
+    <ds:schemaRef ds:uri="http://schemas.openxmlformats.org/officeDocument/2006/bibliography"/>
+  </ds:schemaRefs>
+</ds:datastoreItem>
+</file>
+
+<file path=customXml/itemProps3.xml><?xml version="1.0" encoding="utf-8"?>
+<ds:datastoreItem xmlns:ds="http://schemas.openxmlformats.org/officeDocument/2006/customXml" ds:itemID="{1279454D-02BE-4A9C-A117-DCD1573E2608}">
+  <ds:schemaRefs>
+    <ds:schemaRef ds:uri="http://schemas.microsoft.com/office/2006/metadata/properties"/>
+    <ds:schemaRef ds:uri="http://schemas.microsoft.com/office/infopath/2007/PartnerControls"/>
+    <ds:schemaRef ds:uri="13c90a0b-73bc-4dc0-be5f-28d77b615beb"/>
+    <ds:schemaRef ds:uri="13c93bba-48ce-428c-bfe5-88b42c19b028"/>
+  </ds:schemaRefs>
+</ds:datastoreItem>
+</file>
+
 <file path=customXml/itemProps4.xml><?xml version="1.0" encoding="utf-8"?>
 <ds:datastoreItem xmlns:ds="http://schemas.openxmlformats.org/officeDocument/2006/customXml" ds:itemID="{10663269-2064-4804-8290-36D4A57F5557}">
   <ds:schemaRefs>
